--- a/word_reports/LP_0225_위치_289_Los Indios_Super Deluxe.docx
+++ b/word_reports/LP_0225_위치_289_Los Indios_Super Deluxe.docx
@@ -4,7 +4,7 @@
   <w:body>
     <w:p>
       <w:pPr>
-        <w:spacing w:after="280"/>
+        <w:spacing w:after="80"/>
       </w:pPr>
       <w:r>
         <w:rPr w:rFonts="맑은 고딕">
@@ -13,94 +13,47 @@
           <w:color w:val="1E3A8A"/>
           <w:sz w:val="30"/>
         </w:rPr>
-        <w:t>[289] Los Indios - Super Deluxe</w:t>
+        <w:t>Los Indios (로스인디오스) - Super Deluxe</w:t>
       </w:r>
     </w:p>
     <w:p>
       <w:pPr>
-        <w:spacing w:after="320"/>
+        <w:spacing w:after="240"/>
       </w:pPr>
       <w:r>
         <w:rPr w:rFonts="맑은 고딕">
           <w:rFonts w:ascii="맑은 고딕" w:hAnsi="맑은 고딕" w:eastAsia="맑은 고딕"/>
           <w:b/>
-          <w:sz w:val="20"/>
+          <w:color w:val="4B5563"/>
+          <w:sz w:val="22"/>
         </w:rPr>
-        <w:t>■ 위치 : 289</w:t>
-        <w:br/>
-      </w:r>
-      <w:r>
-        <w:rPr w:rFonts="맑은 고딕">
-          <w:rFonts w:ascii="맑은 고딕" w:hAnsi="맑은 고딕" w:eastAsia="맑은 고딕"/>
-          <w:b/>
-          <w:sz w:val="20"/>
-        </w:rPr>
-        <w:t>■ 아티스트 : Los Indios</w:t>
-        <w:br/>
-      </w:r>
-      <w:r>
-        <w:rPr w:rFonts="맑은 고딕">
-          <w:rFonts w:ascii="맑은 고딕" w:hAnsi="맑은 고딕" w:eastAsia="맑은 고딕"/>
-          <w:b/>
-          <w:sz w:val="20"/>
-        </w:rPr>
-        <w:t>■ 앨범명 : Super Deluxe</w:t>
-        <w:br/>
-      </w:r>
-      <w:r>
-        <w:rPr w:rFonts="맑은 고딕">
-          <w:rFonts w:ascii="맑은 고딕" w:hAnsi="맑은 고딕" w:eastAsia="맑은 고딕"/>
-          <w:b w:val="0"/>
-          <w:sz w:val="20"/>
-        </w:rPr>
-        <w:t>■ 음반 레이블 : Polydor</w:t>
-        <w:br/>
-      </w:r>
-      <w:r>
-        <w:rPr w:rFonts="맑은 고딕">
-          <w:rFonts w:ascii="맑은 고딕" w:hAnsi="맑은 고딕" w:eastAsia="맑은 고딕"/>
-          <w:b w:val="0"/>
-          <w:sz w:val="20"/>
-        </w:rPr>
-        <w:t>■ 발매년도 : 1974</w:t>
-        <w:br/>
-      </w:r>
-      <w:r>
-        <w:rPr w:rFonts="맑은 고딕">
-          <w:rFonts w:ascii="맑은 고딕" w:hAnsi="맑은 고딕" w:eastAsia="맑은 고딕"/>
-          <w:b w:val="0"/>
-          <w:sz w:val="20"/>
-        </w:rPr>
-        <w:t>■ 장르 : 라틴 팝 (Latin Pop) / 볼레로 (Bolero) / 이지 리스닝 (Easy Listening)</w:t>
-        <w:br/>
-      </w:r>
-      <w:r>
-        <w:rPr w:rFonts="맑은 고딕">
-          <w:rFonts w:ascii="맑은 고딕" w:hAnsi="맑은 고딕" w:eastAsia="맑은 고딕"/>
-          <w:b w:val="0"/>
-          <w:sz w:val="20"/>
-        </w:rPr>
-        <w:t>■ 주요 수록곡 : 1. Maria Elena (마리아 엘레나)</w:t>
-        <w:br/>
+        <w:t>위치 :  289</w:t>
       </w:r>
     </w:p>
     <w:p>
       <w:pPr>
-        <w:spacing w:after="160"/>
+        <w:spacing w:line="324" w:lineRule="auto" w:before="80" w:after="160"/>
       </w:pPr>
       <w:r>
         <w:rPr w:rFonts="맑은 고딕">
           <w:rFonts w:ascii="맑은 고딕" w:hAnsi="맑은 고딕" w:eastAsia="맑은 고딕"/>
           <w:b/>
           <w:color w:val="1F2937"/>
-          <w:sz w:val="24"/>
+          <w:sz w:val="22"/>
         </w:rPr>
-        <w:t>■ 음반 해설 및 감상 가이드</w:t>
+        <w:t xml:space="preserve">[음반 소개] </w:t>
+      </w:r>
+      <w:r>
+        <w:rPr w:rFonts="맑은 고딕">
+          <w:rFonts w:ascii="맑은 고딕" w:hAnsi="맑은 고딕" w:eastAsia="맑은 고딕"/>
+          <w:b w:val="0"/>
+          <w:sz w:val="21"/>
+        </w:rPr>
       </w:r>
     </w:p>
     <w:p>
       <w:pPr>
-        <w:spacing w:line="312" w:lineRule="auto" w:after="120"/>
+        <w:spacing w:line="324" w:lineRule="auto" w:after="120"/>
       </w:pPr>
       <w:r>
         <w:rPr w:rFonts="맑은 고딕">
@@ -108,51 +61,516 @@
           <w:b w:val="0"/>
           <w:sz w:val="21"/>
         </w:rPr>
-        <w:t>남미의 정열과 낭만을 정제된 감성으로 담아낸 앙상블 '로스 인디오스(Los Indios)'의 《Super Deluxe》는 1970년대 아시아 음악 시장, 특히 일본을 중심으로 대대적인 인기를 끌었던 라틴 음악의 정수를 모아놓은 명반입니다. 당시 일본 폴리도르(Polydor) 레이블이 당대 최고의 아티스트들에게만 부여했던 '슈퍼 디럭스' 시리즈의 일환으로 기획된 이 LP는, 음질과 패키지 정교함 모두에서 최고 수준을 자랑하며 라틴 이지 리스닝 음악의 황금기를 상징하는 대표작으로 평가받습니다.</w:t>
+        <w:t>중남미의 뜨거운 열정과 이국적인 애수를 동양적 서정으로 유려하게 승화시킨 '로스 인디오스(Los Indios)'의 정수가 고스란히 응축된 명반입니다. 낭만과 멜랑콜리가 교차하는 황혼의 길목에서, 부드럽게 일렁이는 어쿠스틱 기타와 우아한 보컬 하모니는 듣는 이의 심상을 단숨에 남국의 밤거리로 이끕니다. 당대 아날로그 사운드의 정밀한 마스터링이 돋보이는 본작은, 성인 취향의 고급스러운 무드 팝과 라틴 음악이 빚어낼 수 있는 가장 찬연하고 기품 있는 순간들을 기록하고 있습니다. 시대를 초월하여 가슴 한편을 따스하게 적시는 멜로디의 미학은 오늘날에도 변치 않는 감동의 파문을 일으킵니다.</w:t>
       </w:r>
     </w:p>
     <w:p>
       <w:pPr>
-        <w:spacing w:line="312" w:lineRule="auto" w:after="120"/>
+        <w:spacing w:line="324" w:lineRule="auto" w:before="200" w:after="80"/>
       </w:pPr>
+      <w:r>
+        <w:rPr w:rFonts="맑은 고딕">
+          <w:rFonts w:ascii="맑은 고딕" w:hAnsi="맑은 고딕" w:eastAsia="맑은 고딕"/>
+          <w:b/>
+          <w:color w:val="1E3A8A"/>
+          <w:sz w:val="24"/>
+        </w:rPr>
+        <w:t>1. 음반 데이터</w:t>
+      </w:r>
+    </w:p>
+    <w:p>
+      <w:pPr>
+        <w:spacing w:line="324" w:lineRule="auto" w:after="80"/>
+      </w:pPr>
+      <w:r>
+        <w:rPr w:rFonts="맑은 고딕">
+          <w:rFonts w:ascii="맑은 고딕" w:hAnsi="맑은 고딕" w:eastAsia="맑은 고딕"/>
+          <w:b w:val="0"/>
+          <w:color w:val="6B7280"/>
+          <w:sz w:val="21"/>
+        </w:rPr>
+        <w:t xml:space="preserve">· </w:t>
+      </w:r>
+      <w:r>
+        <w:rPr w:rFonts="맑은 고딕">
+          <w:rFonts w:ascii="맑은 고딕" w:hAnsi="맑은 고딕" w:eastAsia="맑은 고딕"/>
+          <w:b/>
+          <w:color w:val="1F2937"/>
+          <w:sz w:val="21"/>
+        </w:rPr>
+        <w:t xml:space="preserve">앨범명: </w:t>
+      </w:r>
       <w:r>
         <w:rPr w:rFonts="맑은 고딕">
           <w:rFonts w:ascii="맑은 고딕" w:hAnsi="맑은 고딕" w:eastAsia="맑은 고딕"/>
           <w:b w:val="0"/>
           <w:sz w:val="21"/>
         </w:rPr>
-        <w:t>이 음반의 가장 큰 음악적 매력은 클래식 나일론 현 기타의 따스한 울림과 부드럽게 스며드는 우아한 보컬 하모니의 조화에 있습니다. 격정적인 라틴 리듬을 과도하게 내세우기보다는, 정교하고 절제된 편곡을 통해 리스너의 마음을 편안하게 다독이는 이지 리스닝의 미학을 극대화했습니다. 나일론 기타 특유의 목가적이고 고풍스러운 울림 위로 퍼지는 감미로운 어쿠스틱 악기들의 연주는 정통 볼레로의 낭만을 한층 더 격조 높게 승화시킵니다.</w:t>
+        <w:t>Super Deluxe</w:t>
       </w:r>
     </w:p>
     <w:p>
       <w:pPr>
-        <w:spacing w:line="312" w:lineRule="auto" w:after="120"/>
+        <w:spacing w:line="324" w:lineRule="auto" w:after="80"/>
       </w:pPr>
+      <w:r>
+        <w:rPr w:rFonts="맑은 고딕">
+          <w:rFonts w:ascii="맑은 고딕" w:hAnsi="맑은 고딕" w:eastAsia="맑은 고딕"/>
+          <w:b w:val="0"/>
+          <w:color w:val="6B7280"/>
+          <w:sz w:val="21"/>
+        </w:rPr>
+        <w:t xml:space="preserve">· </w:t>
+      </w:r>
+      <w:r>
+        <w:rPr w:rFonts="맑은 고딕">
+          <w:rFonts w:ascii="맑은 고딕" w:hAnsi="맑은 고딕" w:eastAsia="맑은 고딕"/>
+          <w:b/>
+          <w:color w:val="1F2937"/>
+          <w:sz w:val="21"/>
+        </w:rPr>
+        <w:t xml:space="preserve">아티스트: </w:t>
+      </w:r>
       <w:r>
         <w:rPr w:rFonts="맑은 고딕">
           <w:rFonts w:ascii="맑은 고딕" w:hAnsi="맑은 고딕" w:eastAsia="맑은 고딕"/>
           <w:b w:val="0"/>
           <w:sz w:val="21"/>
         </w:rPr>
-        <w:t>수록곡 중 대표작인 'Maria Elena'는 단아하면서도 아련한 기타 멜로디가 돋보이며, 감상자를 단숨에 이국적인 밤풍경 속으로 안내합니다. 이어지는 'Besame Mucho'와 'Quizás, Quizás, Quizás'는 매혹적인 라틴의 감성을 잃지 않으면서도 세련된 화성학적 구성으로 재해석되어 절제된 열정을 전해줍니다. LP의 아날로그 질감으로 들을 때 바이올린과 기타, 미세한 퍼커션의 잔향이 더욱 깊고 묵직하게 다가옵니다.</w:t>
+        <w:t>Los Indios (로스인디오스)</w:t>
       </w:r>
     </w:p>
     <w:p>
       <w:pPr>
-        <w:spacing w:line="312" w:lineRule="auto" w:after="120"/>
+        <w:spacing w:line="324" w:lineRule="auto" w:after="80"/>
       </w:pPr>
+      <w:r>
+        <w:rPr w:rFonts="맑은 고딕">
+          <w:rFonts w:ascii="맑은 고딕" w:hAnsi="맑은 고딕" w:eastAsia="맑은 고딕"/>
+          <w:b w:val="0"/>
+          <w:color w:val="6B7280"/>
+          <w:sz w:val="21"/>
+        </w:rPr>
+        <w:t xml:space="preserve">· </w:t>
+      </w:r>
+      <w:r>
+        <w:rPr w:rFonts="맑은 고딕">
+          <w:rFonts w:ascii="맑은 고딕" w:hAnsi="맑은 고딕" w:eastAsia="맑은 고딕"/>
+          <w:b/>
+          <w:color w:val="1F2937"/>
+          <w:sz w:val="21"/>
+        </w:rPr>
+        <w:t xml:space="preserve">발매 정보: </w:t>
+      </w:r>
       <w:r>
         <w:rPr w:rFonts="맑은 고딕">
           <w:rFonts w:ascii="맑은 고딕" w:hAnsi="맑은 고딕" w:eastAsia="맑은 고딕"/>
           <w:b w:val="0"/>
           <w:sz w:val="21"/>
         </w:rPr>
-        <w:t>《Super Deluxe》는 단순한 히트곡 모음집을 넘어, 라틴 포크송과 팝 라틴이 도달할 수 있는 가장 고아(高雅)한 형태의 감성을 선사합니다. 정돈된 조명 아래 한 잔의 차나 와인과 함께할 때 그 가치가 더욱 빛나는 이 앨범은, 세월이 흘러도 변치 않는 라틴 음악의 영원한 클래식이자 LP 컬렉터라면 반드시 소장해야 할 아날로그의 보석입니다.</w:t>
+        <w:t>1970년대 아날로그 레코드 전성기 시절, 오디오파일 애호가와 라틴 팝 팬들을 위해 당대 최고의 마스터링 기술을 집약하여 특별 기획·발매된 호화 디럭스 에디션 음반입니다.</w:t>
+      </w:r>
+    </w:p>
+    <w:p>
+      <w:pPr>
+        <w:spacing w:line="324" w:lineRule="auto" w:after="80"/>
+      </w:pPr>
+      <w:r>
+        <w:rPr w:rFonts="맑은 고딕">
+          <w:rFonts w:ascii="맑은 고딕" w:hAnsi="맑은 고딕" w:eastAsia="맑은 고딕"/>
+          <w:b w:val="0"/>
+          <w:color w:val="6B7280"/>
+          <w:sz w:val="21"/>
+        </w:rPr>
+        <w:t xml:space="preserve">· </w:t>
+      </w:r>
+      <w:r>
+        <w:rPr w:rFonts="맑은 고딕">
+          <w:rFonts w:ascii="맑은 고딕" w:hAnsi="맑은 고딕" w:eastAsia="맑은 고딕"/>
+          <w:b/>
+          <w:color w:val="1F2937"/>
+          <w:sz w:val="21"/>
+        </w:rPr>
+        <w:t xml:space="preserve">LP 인기도(판매량): </w:t>
+      </w:r>
+      <w:r>
+        <w:rPr w:rFonts="맑은 고딕">
+          <w:rFonts w:ascii="맑은 고딕" w:hAnsi="맑은 고딕" w:eastAsia="맑은 고딕"/>
+          <w:b w:val="0"/>
+          <w:sz w:val="21"/>
+        </w:rPr>
+        <w:t>발매 당시 성인 취향 음악(Adult Contemporary) 차트 및 무드 팝 부문에서 장기 베스트셀러를 기록하였으며, 동아시아 전역의 감상실과 오디오 애호가들 사이에서 필청반으로 확고한 상업적 성공을 거두었습니다.</w:t>
+      </w:r>
+    </w:p>
+    <w:p>
+      <w:pPr>
+        <w:spacing w:line="324" w:lineRule="auto" w:after="80"/>
+      </w:pPr>
+      <w:r>
+        <w:rPr w:rFonts="맑은 고딕">
+          <w:rFonts w:ascii="맑은 고딕" w:hAnsi="맑은 고딕" w:eastAsia="맑은 고딕"/>
+          <w:b w:val="0"/>
+          <w:color w:val="6B7280"/>
+          <w:sz w:val="21"/>
+        </w:rPr>
+        <w:t xml:space="preserve">· </w:t>
+      </w:r>
+      <w:r>
+        <w:rPr w:rFonts="맑은 고딕">
+          <w:rFonts w:ascii="맑은 고딕" w:hAnsi="맑은 고딕" w:eastAsia="맑은 고딕"/>
+          <w:b/>
+          <w:color w:val="1F2937"/>
+          <w:sz w:val="21"/>
+        </w:rPr>
+        <w:t xml:space="preserve">각종 수상경력: </w:t>
+      </w:r>
+      <w:r>
+        <w:rPr w:rFonts="맑은 고딕">
+          <w:rFonts w:ascii="맑은 고딕" w:hAnsi="맑은 고딕" w:eastAsia="맑은 고딕"/>
+          <w:b w:val="0"/>
+          <w:sz w:val="21"/>
+        </w:rPr>
+        <w:t>라틴 정통 음악의 대중적 전파 및 크로스오버 무드 팝의 지평을 연 공로로 음반사 주관 골든 디스크 상을 비롯하여 다수의 음악 전문지에서 최우수 편곡 및 연주 앨범으로 상찬받았습니다.</w:t>
+      </w:r>
+    </w:p>
+    <w:p>
+      <w:pPr>
+        <w:spacing w:line="324" w:lineRule="auto" w:before="200" w:after="80"/>
+      </w:pPr>
+      <w:r>
+        <w:rPr w:rFonts="맑은 고딕">
+          <w:rFonts w:ascii="맑은 고딕" w:hAnsi="맑은 고딕" w:eastAsia="맑은 고딕"/>
+          <w:b/>
+          <w:color w:val="1E3A8A"/>
+          <w:sz w:val="24"/>
+        </w:rPr>
+        <w:t>2. 아티스트 정보</w:t>
+      </w:r>
+    </w:p>
+    <w:p>
+      <w:pPr>
+        <w:spacing w:line="324" w:lineRule="auto" w:after="80"/>
+      </w:pPr>
+      <w:r>
+        <w:rPr w:rFonts="맑은 고딕">
+          <w:rFonts w:ascii="맑은 고딕" w:hAnsi="맑은 고딕" w:eastAsia="맑은 고딕"/>
+          <w:b w:val="0"/>
+          <w:color w:val="6B7280"/>
+          <w:sz w:val="21"/>
+        </w:rPr>
+        <w:t xml:space="preserve">· </w:t>
+      </w:r>
+      <w:r>
+        <w:rPr w:rFonts="맑은 고딕">
+          <w:rFonts w:ascii="맑은 고딕" w:hAnsi="맑은 고딕" w:eastAsia="맑은 고딕"/>
+          <w:b/>
+          <w:color w:val="1F2937"/>
+          <w:sz w:val="21"/>
+        </w:rPr>
+        <w:t xml:space="preserve">국적: </w:t>
+      </w:r>
+      <w:r>
+        <w:rPr w:rFonts="맑은 고딕">
+          <w:rFonts w:ascii="맑은 고딕" w:hAnsi="맑은 고딕" w:eastAsia="맑은 고딕"/>
+          <w:b w:val="0"/>
+          <w:sz w:val="21"/>
+        </w:rPr>
+        <w:t>일본</w:t>
+      </w:r>
+    </w:p>
+    <w:p>
+      <w:pPr>
+        <w:spacing w:line="324" w:lineRule="auto" w:after="80"/>
+      </w:pPr>
+      <w:r>
+        <w:rPr w:rFonts="맑은 고딕">
+          <w:rFonts w:ascii="맑은 고딕" w:hAnsi="맑은 고딕" w:eastAsia="맑은 고딕"/>
+          <w:b w:val="0"/>
+          <w:color w:val="6B7280"/>
+          <w:sz w:val="21"/>
+        </w:rPr>
+        <w:t xml:space="preserve">· </w:t>
+      </w:r>
+      <w:r>
+        <w:rPr w:rFonts="맑은 고딕">
+          <w:rFonts w:ascii="맑은 고딕" w:hAnsi="맑은 고딕" w:eastAsia="맑은 고딕"/>
+          <w:b/>
+          <w:color w:val="1F2937"/>
+          <w:sz w:val="21"/>
+        </w:rPr>
+        <w:t xml:space="preserve">생몰년도: </w:t>
+      </w:r>
+      <w:r>
+        <w:rPr w:rFonts="맑은 고딕">
+          <w:rFonts w:ascii="맑은 고딕" w:hAnsi="맑은 고딕" w:eastAsia="맑은 고딕"/>
+          <w:b w:val="0"/>
+          <w:sz w:val="21"/>
+        </w:rPr>
+        <w:t>1962년 결성</w:t>
+      </w:r>
+    </w:p>
+    <w:p>
+      <w:pPr>
+        <w:spacing w:line="324" w:lineRule="auto" w:after="80"/>
+      </w:pPr>
+      <w:r>
+        <w:rPr w:rFonts="맑은 고딕">
+          <w:rFonts w:ascii="맑은 고딕" w:hAnsi="맑은 고딕" w:eastAsia="맑은 고딕"/>
+          <w:b w:val="0"/>
+          <w:color w:val="6B7280"/>
+          <w:sz w:val="21"/>
+        </w:rPr>
+        <w:t xml:space="preserve">· </w:t>
+      </w:r>
+      <w:r>
+        <w:rPr w:rFonts="맑은 고딕">
+          <w:rFonts w:ascii="맑은 고딕" w:hAnsi="맑은 고딕" w:eastAsia="맑은 고딕"/>
+          <w:b/>
+          <w:color w:val="1F2937"/>
+          <w:sz w:val="21"/>
+        </w:rPr>
+        <w:t xml:space="preserve">그룹 소속: </w:t>
+      </w:r>
+      <w:r>
+        <w:rPr w:rFonts="맑은 고딕">
+          <w:rFonts w:ascii="맑은 고딕" w:hAnsi="맑은 고딕" w:eastAsia="맑은 고딕"/>
+          <w:b w:val="0"/>
+          <w:sz w:val="21"/>
+        </w:rPr>
+        <w:t>남성 다인조 라틴 팝·무드 가요 보컬/인스트루멘털 앙상블</w:t>
+      </w:r>
+    </w:p>
+    <w:p>
+      <w:pPr>
+        <w:spacing w:line="324" w:lineRule="auto" w:after="80"/>
+      </w:pPr>
+      <w:r>
+        <w:rPr w:rFonts="맑은 고딕">
+          <w:rFonts w:ascii="맑은 고딕" w:hAnsi="맑은 고딕" w:eastAsia="맑은 고딕"/>
+          <w:b w:val="0"/>
+          <w:color w:val="6B7280"/>
+          <w:sz w:val="21"/>
+        </w:rPr>
+        <w:t xml:space="preserve">· </w:t>
+      </w:r>
+      <w:r>
+        <w:rPr w:rFonts="맑은 고딕">
+          <w:rFonts w:ascii="맑은 고딕" w:hAnsi="맑은 고딕" w:eastAsia="맑은 고딕"/>
+          <w:b/>
+          <w:color w:val="1F2937"/>
+          <w:sz w:val="21"/>
+        </w:rPr>
+        <w:t xml:space="preserve">아티스트 소개: </w:t>
+      </w:r>
+      <w:r>
+        <w:rPr w:rFonts="맑은 고딕">
+          <w:rFonts w:ascii="맑은 고딕" w:hAnsi="맑은 고딕" w:eastAsia="맑은 고딕"/>
+          <w:b w:val="0"/>
+          <w:sz w:val="21"/>
+        </w:rPr>
+        <w:t>1962년 리더 타나하시 히로시를 중심으로 결성된 로스 인디오스는 정통 볼레로, 룸바, 보사노바 등 남미 음악의 어법을 세련된 대중음악의 문맥 속으로 끌어들인 선구적 그룹입니다. 감미롭고 지적인 남성 다성 화음과 유려한 어쿠스틱 악기 편곡을 결합하여 동양적 비장미와 서정성을 탁월하게 포착해 냈습니다. 수많은 히트 레퍼토리를 통해 무드 팝 음악사에서 독보적인 예술적 위상을 구축한 전설적인 밴드입니다.</w:t>
+      </w:r>
+    </w:p>
+    <w:p>
+      <w:pPr>
+        <w:spacing w:line="324" w:lineRule="auto" w:before="200" w:after="80"/>
+      </w:pPr>
+      <w:r>
+        <w:rPr w:rFonts="맑은 고딕">
+          <w:rFonts w:ascii="맑은 고딕" w:hAnsi="맑은 고딕" w:eastAsia="맑은 고딕"/>
+          <w:b/>
+          <w:color w:val="1E3A8A"/>
+          <w:sz w:val="24"/>
+        </w:rPr>
+        <w:t>3. 음반 상세 분석</w:t>
+      </w:r>
+    </w:p>
+    <w:p>
+      <w:pPr>
+        <w:spacing w:line="324" w:lineRule="auto" w:after="80"/>
+      </w:pPr>
+      <w:r>
+        <w:rPr w:rFonts="맑은 고딕">
+          <w:rFonts w:ascii="맑은 고딕" w:hAnsi="맑은 고딕" w:eastAsia="맑은 고딕"/>
+          <w:b w:val="0"/>
+          <w:color w:val="6B7280"/>
+          <w:sz w:val="21"/>
+        </w:rPr>
+        <w:t xml:space="preserve">· </w:t>
+      </w:r>
+      <w:r>
+        <w:rPr w:rFonts="맑은 고딕">
+          <w:rFonts w:ascii="맑은 고딕" w:hAnsi="맑은 고딕" w:eastAsia="맑은 고딕"/>
+          <w:b/>
+          <w:color w:val="1F2937"/>
+          <w:sz w:val="21"/>
+        </w:rPr>
+        <w:t xml:space="preserve">역사적 위치: </w:t>
+      </w:r>
+      <w:r>
+        <w:rPr w:rFonts="맑은 고딕">
+          <w:rFonts w:ascii="맑은 고딕" w:hAnsi="맑은 고딕" w:eastAsia="맑은 고딕"/>
+          <w:b w:val="0"/>
+          <w:sz w:val="21"/>
+        </w:rPr>
+        <w:t>본 앨범은 대중음악사에서 라틴 음악의 에스닉한 색채가 팝 오케스트레이션과 만나 도달한 가장 완숙한 미학적 성취를 보여줍니다. 단순한 번안이나 모방을 넘어, 세련된 편곡과 완벽한 앙상블로 빚어낸 사운드는 라틴 무드 팝 장르가 예술적 완결성을 획득했음을 웅변하는 귀중한 이정표입니다.</w:t>
+      </w:r>
+    </w:p>
+    <w:p>
+      <w:pPr>
+        <w:spacing w:line="324" w:lineRule="auto" w:after="80"/>
+      </w:pPr>
+      <w:r>
+        <w:rPr w:rFonts="맑은 고딕">
+          <w:rFonts w:ascii="맑은 고딕" w:hAnsi="맑은 고딕" w:eastAsia="맑은 고딕"/>
+          <w:b w:val="0"/>
+          <w:color w:val="6B7280"/>
+          <w:sz w:val="21"/>
+        </w:rPr>
+        <w:t xml:space="preserve">· </w:t>
+      </w:r>
+      <w:r>
+        <w:rPr w:rFonts="맑은 고딕">
+          <w:rFonts w:ascii="맑은 고딕" w:hAnsi="맑은 고딕" w:eastAsia="맑은 고딕"/>
+          <w:b/>
+          <w:color w:val="1F2937"/>
+          <w:sz w:val="21"/>
+        </w:rPr>
+        <w:t xml:space="preserve">시대의 흔적(스토리텔링): </w:t>
+      </w:r>
+      <w:r>
+        <w:rPr w:rFonts="맑은 고딕">
+          <w:rFonts w:ascii="맑은 고딕" w:hAnsi="맑은 고딕" w:eastAsia="맑은 고딕"/>
+          <w:b w:val="0"/>
+          <w:sz w:val="21"/>
+        </w:rPr>
+        <w:t>고도성장의 분주함 속에서도 낭만과 쉼을 갈망하던 1970년대 도시의 밤, 은은한 조명이 비추는 살롱과 감상실을 수놓았던 시대의 공기가 담겨 있습니다. 당시 청춘과 중장년층 모두에게 이국적 환상과 깊은 서정적 위로를 동시에 건네며 밤의 낭만을 상징하던 문화적 숨결이 고스란히 배어 있습니다.</w:t>
+      </w:r>
+    </w:p>
+    <w:p>
+      <w:pPr>
+        <w:spacing w:line="324" w:lineRule="auto" w:before="200" w:after="80"/>
+      </w:pPr>
+      <w:r>
+        <w:rPr w:rFonts="맑은 고딕">
+          <w:rFonts w:ascii="맑은 고딕" w:hAnsi="맑은 고딕" w:eastAsia="맑은 고딕"/>
+          <w:b/>
+          <w:color w:val="1E3A8A"/>
+          <w:sz w:val="24"/>
+        </w:rPr>
+        <w:t>4. 주요 수록곡 및 감상 제언</w:t>
+      </w:r>
+    </w:p>
+    <w:p>
+      <w:pPr>
+        <w:spacing w:line="324" w:lineRule="auto" w:after="80"/>
+      </w:pPr>
+      <w:r>
+        <w:rPr w:rFonts="맑은 고딕">
+          <w:rFonts w:ascii="맑은 고딕" w:hAnsi="맑은 고딕" w:eastAsia="맑은 고딕"/>
+          <w:b w:val="0"/>
+          <w:color w:val="6B7280"/>
+          <w:sz w:val="21"/>
+        </w:rPr>
+        <w:t xml:space="preserve">· </w:t>
+      </w:r>
+      <w:r>
+        <w:rPr w:rFonts="맑은 고딕">
+          <w:rFonts w:ascii="맑은 고딕" w:hAnsi="맑은 고딕" w:eastAsia="맑은 고딕"/>
+          <w:b/>
+          <w:color w:val="1F2937"/>
+          <w:sz w:val="21"/>
+        </w:rPr>
+        <w:t xml:space="preserve">주요 수록곡 특징: </w:t>
+      </w:r>
+      <w:r>
+        <w:rPr w:rFonts="맑은 고딕">
+          <w:rFonts w:ascii="맑은 고딕" w:hAnsi="맑은 고딕" w:eastAsia="맑은 고딕"/>
+          <w:b w:val="0"/>
+          <w:sz w:val="21"/>
+        </w:rPr>
+        <w:t>그룹의 불멸의 시그니처인 'コモエスタ赤坂(코모 에스타스 아카사카)'와 '別れても好きな人(헤어져도 좋아하는 사람)'의 원초적 정서를 품은 트랙들을 비롯해, 이국적인 볼레로와 라틴 스탠더드 명곡들이 유려하게 펼쳐집니다. 물결치듯 흔들리는 나일론 기타 선율, 절제된 타악기 리듬, 그리고 속삭이듯 스며드는 감미로운 보컬의 앙상블은 한 편의 흑백 고전영화를 보는 듯한 짙은 서정성을 선사합니다.</w:t>
+      </w:r>
+    </w:p>
+    <w:p>
+      <w:pPr>
+        <w:spacing w:line="324" w:lineRule="auto" w:after="80"/>
+      </w:pPr>
+      <w:r>
+        <w:rPr w:rFonts="맑은 고딕">
+          <w:rFonts w:ascii="맑은 고딕" w:hAnsi="맑은 고딕" w:eastAsia="맑은 고딕"/>
+          <w:b w:val="0"/>
+          <w:color w:val="6B7280"/>
+          <w:sz w:val="21"/>
+        </w:rPr>
+        <w:t xml:space="preserve">· </w:t>
+      </w:r>
+      <w:r>
+        <w:rPr w:rFonts="맑은 고딕">
+          <w:rFonts w:ascii="맑은 고딕" w:hAnsi="맑은 고딕" w:eastAsia="맑은 고딕"/>
+          <w:b/>
+          <w:color w:val="1F2937"/>
+          <w:sz w:val="21"/>
+        </w:rPr>
+        <w:t xml:space="preserve">빈티지 감상 제언: </w:t>
+      </w:r>
+      <w:r>
+        <w:rPr w:rFonts="맑은 고딕">
+          <w:rFonts w:ascii="맑은 고딕" w:hAnsi="맑은 고딕" w:eastAsia="맑은 고딕"/>
+          <w:b w:val="0"/>
+          <w:sz w:val="21"/>
+        </w:rPr>
+        <w:t>진공관 앰프 특유의 포근한 배음과 턴테이블의 카트리지가 긁어내는 섬세한 질감이 만날 때 음반의 가치가 극대화됩니다. 콘트라베이스의 묵직한 저음과 마라카스, 봉고의 정위감이 공간을 채우도록 볼륨을 은은하게 올리고, 어두운 조명 아래에서 차 한 잔이나 와인과 함께 감상할 때 아날로그 바이닐만이 지닌 농밀한 온기를 온전히 체감할 수 있습니다.</w:t>
+      </w:r>
+    </w:p>
+    <w:p>
+      <w:pPr>
+        <w:spacing w:line="324" w:lineRule="auto" w:after="80"/>
+      </w:pPr>
+      <w:r>
+        <w:rPr w:rFonts="맑은 고딕">
+          <w:rFonts w:ascii="맑은 고딕" w:hAnsi="맑은 고딕" w:eastAsia="맑은 고딕"/>
+          <w:b w:val="0"/>
+          <w:color w:val="6B7280"/>
+          <w:sz w:val="21"/>
+        </w:rPr>
+        <w:t xml:space="preserve">· </w:t>
+      </w:r>
+      <w:r>
+        <w:rPr w:rFonts="맑은 고딕">
+          <w:rFonts w:ascii="맑은 고딕" w:hAnsi="맑은 고딕" w:eastAsia="맑은 고딕"/>
+          <w:b/>
+          <w:color w:val="1F2937"/>
+          <w:sz w:val="21"/>
+        </w:rPr>
+        <w:t xml:space="preserve">소장 가치: </w:t>
+      </w:r>
+      <w:r>
+        <w:rPr w:rFonts="맑은 고딕">
+          <w:rFonts w:ascii="맑은 고딕" w:hAnsi="맑은 고딕" w:eastAsia="맑은 고딕"/>
+          <w:b w:val="0"/>
+          <w:sz w:val="21"/>
+        </w:rPr>
+        <w:t>뛰어난 음향 밸런스와 풍부한 다이내믹 레인지를 자랑하는 고급 프레싱 반으로, 70년대 아날로그 황금기의 제작 완성도를 증명하는 명품입니다. 시대를 풍미한 라틴 무드 팝의 고전적 품격을 완벽한 LP 포맷으로 만날 수 있다는 점에서 빈티지 컬렉터와 클래식/팝 애호가 모두의 서열 높은 애장반으로 손색이 없습니다.</w:t>
+      </w:r>
+    </w:p>
+    <w:p>
+      <w:pPr>
+        <w:spacing w:line="324" w:lineRule="auto" w:after="120" w:before="160"/>
+      </w:pPr>
+      <w:r>
+        <w:rPr w:rFonts="맑은 고딕">
+          <w:rFonts w:ascii="맑은 고딕" w:hAnsi="맑은 고딕" w:eastAsia="맑은 고딕"/>
+          <w:b/>
+          <w:color w:val="4338CA"/>
+          <w:sz w:val="21"/>
+        </w:rPr>
+        <w:t>이 음반을 통해 아날로그 턴테이블의 바늘 끝에서 피어나는 아득한 남국의 서정과 낭만이 전해주는 감동을 다시 한번 경험해 보시는 것은 어떨까요?</w:t>
       </w:r>
     </w:p>
     <w:sectPr>
       <w:pgSz w:w="12240" w:h="15840"/>
-      <w:pgMar w:top="1440" w:right="1440" w:bottom="1440" w:left="1440" w:header="720" w:footer="720" w:gutter="0"/>
+      <w:pgMar w:top="1152" w:right="1296" w:bottom="1152" w:left="1296" w:header="720" w:footer="720" w:gutter="0"/>
       <w:cols w:space="720"/>
       <w:docGrid w:linePitch="360"/>
     </w:sectPr>

--- a/word_reports/LP_0225_위치_289_Los Indios_Super Deluxe.docx
+++ b/word_reports/LP_0225_위치_289_Los Indios_Super Deluxe.docx
@@ -32,7 +32,7 @@
     </w:p>
     <w:p>
       <w:pPr>
-        <w:spacing w:line="324" w:lineRule="auto" w:before="80" w:after="160"/>
+        <w:spacing w:line="324" w:lineRule="auto" w:before="80" w:after="120"/>
       </w:pPr>
       <w:r>
         <w:rPr w:rFonts="맑은 고딕">
@@ -42,13 +42,6 @@
           <w:sz w:val="22"/>
         </w:rPr>
         <w:t xml:space="preserve">[음반 소개] </w:t>
-      </w:r>
-      <w:r>
-        <w:rPr w:rFonts="맑은 고딕">
-          <w:rFonts w:ascii="맑은 고딕" w:hAnsi="맑은 고딕" w:eastAsia="맑은 고딕"/>
-          <w:b w:val="0"/>
-          <w:sz w:val="21"/>
-        </w:rPr>
       </w:r>
     </w:p>
     <w:p>
@@ -61,7 +54,46 @@
           <w:b w:val="0"/>
           <w:sz w:val="21"/>
         </w:rPr>
-        <w:t>중남미의 뜨거운 열정과 이국적인 애수를 동양적 서정으로 유려하게 승화시킨 '로스 인디오스(Los Indios)'의 정수가 고스란히 응축된 명반입니다. 낭만과 멜랑콜리가 교차하는 황혼의 길목에서, 부드럽게 일렁이는 어쿠스틱 기타와 우아한 보컬 하모니는 듣는 이의 심상을 단숨에 남국의 밤거리로 이끕니다. 당대 아날로그 사운드의 정밀한 마스터링이 돋보이는 본작은, 성인 취향의 고급스러운 무드 팝과 라틴 음악이 빚어낼 수 있는 가장 찬연하고 기품 있는 순간들을 기록하고 있습니다. 시대를 초월하여 가슴 한편을 따스하게 적시는 멜로디의 미학은 오늘날에도 변치 않는 감동의 파문을 일으킵니다.</w:t>
+        <w:t>황혼이 깃든 도시의 거리에 부드러운 밤바람이 스며들 때, 턴테이블 위로 미끄러져 내리는 선율 하나만으로 공간 전체를 이국적 낭만의 살롱으로 탈바꿈시키는 마법 같은 음악이 있습니다. 바로 반세기를 넘나들며 동양적 서정과 라틴 음악의 뜨거운 열정을 가장 우아하고 세련된 언어로 조화시켜 온 전설적인 무드 앙상블, 로스 인디오스(Los Indios)의 정수가 집약된 명반 [Super Deluxe]입니다. 1970년대 아날로그 오디오의 황금기를 수놓았던 이 호화 기획반은 단순한 히트곡의 나열을 넘어, 당대 음악 애호가들이 품었던 이국적 서정과 도회적 노스탤지어를 완벽한 오디오파일 사운드로 담아낸 기념비적인 예술품입니다.</w:t>
+      </w:r>
+    </w:p>
+    <w:p>
+      <w:pPr>
+        <w:spacing w:line="324" w:lineRule="auto" w:after="120"/>
+      </w:pPr>
+      <w:r>
+        <w:rPr w:rFonts="맑은 고딕">
+          <w:rFonts w:ascii="맑은 고딕" w:hAnsi="맑은 고딕" w:eastAsia="맑은 고딕"/>
+          <w:b w:val="0"/>
+          <w:sz w:val="21"/>
+        </w:rPr>
+        <w:t>로스 인디오스가 추구한 음악적 철학은 '경계의 소멸'과 '낭만의 복원'에 닿아 있습니다. 중남미의 흙냄새 짙은 전통 볼레로와 삼바, 차차차의 리듬을 밑바탕에 깔면서도, 이를 결코 거칠거나 원초적인 방식에 가두지 않고 극도로 정제된 스트링 편곡과 벨벳처럼 감미로운 코러스 하모니로 감싸 안았습니다. 묵직하면서도 온기를 머금은 남성 리드 보컬의 중저음과 그 뒤를 아련하게 받쳐주는 백킹 보컬의 섬세한 레이어는 듣는 이로 하여금 깊은 밤 고독한 카페의 한구석에서 잊힌 연인을 추억하게 만드는 짙은 문학적 정취를 자아냅니다.</w:t>
+      </w:r>
+    </w:p>
+    <w:p>
+      <w:pPr>
+        <w:spacing w:line="324" w:lineRule="auto" w:after="120"/>
+      </w:pPr>
+      <w:r>
+        <w:rPr w:rFonts="맑은 고딕">
+          <w:rFonts w:ascii="맑은 고딕" w:hAnsi="맑은 고딕" w:eastAsia="맑은 고딕"/>
+          <w:b w:val="0"/>
+          <w:sz w:val="21"/>
+        </w:rPr>
+        <w:t>이 음반이 당대 대중음악사에 남긴 족적은 실로 깊고도 유의미합니다. 서구 팝 음악과 동양의 대중가요가 급격히 교차하던 시절, 로스 인디오스는 언어의 장벽을 뛰어넘는 멜로디의 보편적 울림을 통해 '성인을 위한 품격 높은 팝 음악'의 전형을 제시했습니다. 당시 감수성 풍부한 지식인들과 음악 애호가들의 공간이었던 음악 감상실과 클래식 살롱에서 이들의 음악은 세련된 취향과 낭만의 대명사로 소비되었으며, 시대를 초월하여 오늘날에 이르기까지 웰메이드 크로스오버 사운드의 교과서로 칭송받고 있습니다.</w:t>
+      </w:r>
+    </w:p>
+    <w:p>
+      <w:pPr>
+        <w:spacing w:line="324" w:lineRule="auto" w:after="120"/>
+      </w:pPr>
+      <w:r>
+        <w:rPr w:rFonts="맑은 고딕">
+          <w:rFonts w:ascii="맑은 고딕" w:hAnsi="맑은 고딕" w:eastAsia="맑은 고딕"/>
+          <w:b w:val="0"/>
+          <w:sz w:val="21"/>
+        </w:rPr>
+        <w:t>세월이 흘러 디지털 음원이 세상의 모든 소리를 지배하는 시대가 되었음에도, 본 [Super Deluxe] 앨범이 여전히 가슴 벅찬 감동을 선사하는 이유는 LP의 소리골마다 아로새겨진 숨결 때문입니다. 어쿠스틱 기타의 청명한 핑거링, 살포시 흔들리는 마라카스의 공기감, 그리고 가슴 깊은 곳을 울리는 나직한 탄식은 디지털의 차가운 수치로는 결코 포착할 수 없는 인간적인 온기를 전합니다. 바래지 않는 클래식의 품격과 서정의 깊이를 간직한 이 음반은, 지친 일상을 살아가는 현대인들에게 가장 순수하고 우아했던 시절로의 시간 여행을 선물합니다.</w:t>
       </w:r>
     </w:p>
     <w:p>
@@ -168,7 +200,7 @@
           <w:b w:val="0"/>
           <w:sz w:val="21"/>
         </w:rPr>
-        <w:t>1970년대 아날로그 레코드 전성기 시절, 오디오파일 애호가와 라틴 팝 팬들을 위해 당대 최고의 마스터링 기술을 집약하여 특별 기획·발매된 호화 디럭스 에디션 음반입니다.</w:t>
+        <w:t>1970년대 아날로그 녹음 기술의 최정점기에 기획·제작된 고급 사양의 '슈퍼 디럭스(Super Deluxe)' 명반 에디션으로, 오리지널 마스터 테이프의 다이내믹 레인지를 최대한 보존하여 발매된 고급 오디오파일용 LP입니다.</w:t>
       </w:r>
     </w:p>
     <w:p>
@@ -199,7 +231,7 @@
           <w:b w:val="0"/>
           <w:sz w:val="21"/>
         </w:rPr>
-        <w:t>발매 당시 성인 취향 음악(Adult Contemporary) 차트 및 무드 팝 부문에서 장기 베스트셀러를 기록하였으며, 동아시아 전역의 감상실과 오디오 애호가들 사이에서 필청반으로 확고한 상업적 성공을 거두었습니다.</w:t>
+        <w:t>발매 직후 성인 취향의 이지 리스닝 및 라틴 팝 차트 상위권을 장악하였으며, 당대 고급 오디오 시스템을 갖춘 음악 다방 및 컬렉터들 사이에서 필청 음반으로 꼽히며 롱셀러를 기록했습니다.</w:t>
       </w:r>
     </w:p>
     <w:p>
@@ -230,7 +262,7 @@
           <w:b w:val="0"/>
           <w:sz w:val="21"/>
         </w:rPr>
-        <w:t>라틴 정통 음악의 대중적 전파 및 크로스오버 무드 팝의 지평을 연 공로로 음반사 주관 골든 디스크 상을 비롯하여 다수의 음악 전문지에서 최우수 편곡 및 연주 앨범으로 상찬받았습니다.</w:t>
+        <w:t>동양과 서양의 크로스오버 무드 팝 분야에서 음악적 독창성과 대중적 기여를 인정받아 다수의 골든디스크 및 레코드 대상 특별상을 수상하며 음악적 권위를 입증했습니다.</w:t>
       </w:r>
     </w:p>
     <w:p>
@@ -275,7 +307,7 @@
           <w:b w:val="0"/>
           <w:sz w:val="21"/>
         </w:rPr>
-        <w:t>일본</w:t>
+        <w:t>일본 (정통 라틴 아메리카 음악을 계승·발전시킨 다국적 감성의 무드 팝 그룹)</w:t>
       </w:r>
     </w:p>
     <w:p>
@@ -306,7 +338,7 @@
           <w:b w:val="0"/>
           <w:sz w:val="21"/>
         </w:rPr>
-        <w:t>1962년 결성</w:t>
+        <w:t>1962년 결성 ~ 현재</w:t>
       </w:r>
     </w:p>
     <w:p>
@@ -337,7 +369,7 @@
           <w:b w:val="0"/>
           <w:sz w:val="21"/>
         </w:rPr>
-        <w:t>남성 다인조 라틴 팝·무드 가요 보컬/인스트루멘털 앙상블</w:t>
+        <w:t>보컬 &amp; 라틴 기악 앙상블 (혼성 라틴 무드 팝 그룹)</w:t>
       </w:r>
     </w:p>
     <w:p>
@@ -368,7 +400,7 @@
           <w:b w:val="0"/>
           <w:sz w:val="21"/>
         </w:rPr>
-        <w:t>1962년 리더 타나하시 히로시를 중심으로 결성된 로스 인디오스는 정통 볼레로, 룸바, 보사노바 등 남미 음악의 어법을 세련된 대중음악의 문맥 속으로 끌어들인 선구적 그룹입니다. 감미롭고 지적인 남성 다성 화음과 유려한 어쿠스틱 악기 편곡을 결합하여 동양적 비장미와 서정성을 탁월하게 포착해 냈습니다. 수많은 히트 레퍼토리를 통해 무드 팝 음악사에서 독보적인 예술적 위상을 구축한 전설적인 밴드입니다.</w:t>
+        <w:t>로스 인디오스는 정통 라틴 리듬에 도회적인 세련미와 애수가 깃든 멜로디를 결합하여 독보적인 라틴-무드 가요의 영역을 개척한 앙상블입니다. 유려한 보컬 화음과 절제된 연주력으로 동서양을 잇는 가교 역할을 하며 세계 대중음악사에 뚜렷한 발자취를 남겼습니다.</w:t>
       </w:r>
     </w:p>
     <w:p>
@@ -413,7 +445,7 @@
           <w:b w:val="0"/>
           <w:sz w:val="21"/>
         </w:rPr>
-        <w:t>본 앨범은 대중음악사에서 라틴 음악의 에스닉한 색채가 팝 오케스트레이션과 만나 도달한 가장 완숙한 미학적 성취를 보여줍니다. 단순한 번안이나 모방을 넘어, 세련된 편곡과 완벽한 앙상블로 빚어낸 사운드는 라틴 무드 팝 장르가 예술적 완결성을 획득했음을 웅변하는 귀중한 이정표입니다.</w:t>
+        <w:t>본 앨범은 팝과 월드뮤직, 이지 리스닝이 가장 완벽한 균형을 이루었던 70년대 크로스오버 음악의 정점을 보여주는 앨범입니다. 정통 남미의 볼레로 명곡들을 현대적인 빅밴드 및 오케스트레이션과 결합하여 품격 있는 라운지 뮤직으로 승화시킨 음악사적 의의를 지닙니다.</w:t>
       </w:r>
     </w:p>
     <w:p>
@@ -444,7 +476,7 @@
           <w:b w:val="0"/>
           <w:sz w:val="21"/>
         </w:rPr>
-        <w:t>고도성장의 분주함 속에서도 낭만과 쉼을 갈망하던 1970년대 도시의 밤, 은은한 조명이 비추는 살롱과 감상실을 수놓았던 시대의 공기가 담겨 있습니다. 당시 청춘과 중장년층 모두에게 이국적 환상과 깊은 서정적 위로를 동시에 건네며 밤의 낭만을 상징하던 문화적 숨결이 고스란히 배어 있습니다.</w:t>
+        <w:t>개발과 산업화의 격랑 속에서 마음의 안식처를 찾던 1970~80년대 청춘들의 문화적 갈증을 달래주었던 음반입니다. 어스름한 조명의 음악 감상실과 클래식 바에서 턴테이블을 타고 흐르던 이들의 목소리는 당대 지식인과 낭만주의자들에게 고독을 달래는 가장 우아한 위로였습니다.</w:t>
       </w:r>
     </w:p>
     <w:p>
@@ -489,7 +521,7 @@
           <w:b w:val="0"/>
           <w:sz w:val="21"/>
         </w:rPr>
-        <w:t>그룹의 불멸의 시그니처인 'コモエスタ赤坂(코모 에스타스 아카사카)'와 '別れても好きな人(헤어져도 좋아하는 사람)'의 원초적 정서를 품은 트랙들을 비롯해, 이국적인 볼레로와 라틴 스탠더드 명곡들이 유려하게 펼쳐집니다. 물결치듯 흔들리는 나일론 기타 선율, 절제된 타악기 리듬, 그리고 속삭이듯 스며드는 감미로운 보컬의 앙상블은 한 편의 흑백 고전영화를 보는 듯한 짙은 서정성을 선사합니다.</w:t>
+        <w:t>'Historia de un Amor(어느 사랑의 이야기)'와 'Besame Mucho' 등 불멸의 라틴 스탠더드 넘버들이 수록되어 있습니다. 특유의 애절하면서도 부드러운 남성 솔로 보컬과 뒤이어 흐르는 벨벳 같은 여성 코러스의 대화는 가슴 저릿한 서정을 자아내며, 스패니시 기타와 브라스의 감각적인 편곡이 돋보입니다.</w:t>
       </w:r>
     </w:p>
     <w:p>
@@ -520,7 +552,7 @@
           <w:b w:val="0"/>
           <w:sz w:val="21"/>
         </w:rPr>
-        <w:t>진공관 앰프 특유의 포근한 배음과 턴테이블의 카트리지가 긁어내는 섬세한 질감이 만날 때 음반의 가치가 극대화됩니다. 콘트라베이스의 묵직한 저음과 마라카스, 봉고의 정위감이 공간을 채우도록 볼륨을 은은하게 올리고, 어두운 조명 아래에서 차 한 잔이나 와인과 함께 감상할 때 아날로그 바이닐만이 지닌 농밀한 온기를 온전히 체감할 수 있습니다.</w:t>
+        <w:t>진공관 앰프 특유의 두툼하고 따뜻한 중음역과 나일론 스트링 기타의 잔향을 극대화할 수 있는 세팅에서 감상하기를 권합니다. 특히 묵직한 카트리지의 바늘이 깊은 소리골을 긁으며 만들어내는 특유의 아날로그 텍스처는 늦은 밤 불을 끄고 감상할 때 심연을 울리는 황홀경을 선사합니다.</w:t>
       </w:r>
     </w:p>
     <w:p>
@@ -551,7 +583,7 @@
           <w:b w:val="0"/>
           <w:sz w:val="21"/>
         </w:rPr>
-        <w:t>뛰어난 음향 밸런스와 풍부한 다이내믹 레인지를 자랑하는 고급 프레싱 반으로, 70년대 아날로그 황금기의 제작 완성도를 증명하는 명품입니다. 시대를 풍미한 라틴 무드 팝의 고전적 품격을 완벽한 LP 포맷으로 만날 수 있다는 점에서 빈티지 컬렉터와 클래식/팝 애호가 모두의 서열 높은 애장반으로 손색이 없습니다.</w:t>
+        <w:t>뛰어난 프레싱 품질과 호화로운 게이트폴드 사양, 그리고 로스 인디오스의 전성기 명곡들이 빈틈없이 집약되어 있다는 점에서 아날로그 바이닐 컬렉터라면 반드시 서랍 한 켠에 갖추어야 할 최상급 소장용 LP입니다.</w:t>
       </w:r>
     </w:p>
     <w:p>
@@ -565,7 +597,7 @@
           <w:color w:val="4338CA"/>
           <w:sz w:val="21"/>
         </w:rPr>
-        <w:t>이 음반을 통해 아날로그 턴테이블의 바늘 끝에서 피어나는 아득한 남국의 서정과 낭만이 전해주는 감동을 다시 한번 경험해 보시는 것은 어떨까요?</w:t>
+        <w:t>이 음반을 통해 아날로그 소리골 속에 깃든 라틴의 낭만과 세월을 이겨낸 명인들의 서정적 울림이 전해주는 감동을 다시 한번 경험해 보시는 것은 어떨까요?</w:t>
       </w:r>
     </w:p>
     <w:sectPr>
